--- a/docs/projects/haidian_gep_xuannv_implementation_and_acceptance_annex_20260729_zh.docx
+++ b/docs/projects/haidian_gep_xuannv_implementation_and_acceptance_annex_20260729_zh.docx
@@ -469,7 +469,7 @@
           <w:b w:val="0"/>
           <w:sz w:val="24"/>
         </w:rPr>
-        <w:t>1. 建成项目覆盖范围内的10米月度生态证据产品，包括质量掩膜、月度embedding、生态状态图和数据血缘记录；每个产品均保留时间、来源、空间参考和质量信息。</w:t>
+        <w:t>1. 建成项目覆盖范围内的名义10米等效分析网格月度产品，包括质量掩膜、月度嵌入、生态状态图和数据血缘记录；每个产品均保留时间、来源、空间参考和质量信息。</w:t>
       </w:r>
     </w:p>
     <w:p>
@@ -525,7 +525,7 @@
           <w:b w:val="0"/>
           <w:sz w:val="24"/>
         </w:rPr>
-        <w:t>5. 建成可调用的GEP核算工具链和问答原型。问答结果必须返回数据时间、空间范围、模型版本、参数版本、核算方法和不确定性说明；未完成核算的数据不得生成定量结论。</w:t>
+        <w:t>5. 建成可调用的核算辅助工具。查询结果必须返回数据时间、空间范围、模型版本、参数版本、核算方法和不确定性说明；未完成核算的数据不得生成定量结论。</w:t>
       </w:r>
     </w:p>
     <w:p>
@@ -869,7 +869,7 @@
           <w:b w:val="0"/>
           <w:sz w:val="24"/>
         </w:rPr>
-        <w:t>查询与核算工具采用受约束流程：解析问题后调用注册的数据、嵌入、生态模型、标准参数和制图工具，输出专题图、统计表和文字结论，并返回方法、输入版本、适用条件和不确定性。验收冻结不少于100条测试问题清单，逐条记录case_id、输入、预期行为（计算、拒答或降级）、必调工具、必备字段和审计记录ID；审计字段完整率应为100%，有工具支持的数值结论必须100%附带调用记录，缺失数据问题必须拒答或降级为定性说明。由生态核算责任人抽检不少于20条，在同一冻结输入、参数和舍入规则下复算并与原记录一致。</w:t>
+        <w:t>查询与核算工具采用受约束流程：解析问题后调用注册的数据、嵌入、生态模型、标准参数和制图工具，输出专题图、统计表和文字结论，并返回方法、输入版本、适用条件和不确定性。验收冻结不少于100条测试问题清单，逐条记录用例编号、输入、预期行为（计算、拒答或降级）、必调工具、必备字段和审计记录编号；审计字段完整率应为100%，有工具支持的数值结论必须100%附带调用记录，缺失数据问题必须拒答或降级为定性说明。由生态核算责任人抽检不少于20条，在同一冻结输入、参数和舍入规则下复算并与原记录一致。</w:t>
       </w:r>
     </w:p>
     <w:p>
@@ -1277,7 +1277,7 @@
           <w:b w:val="0"/>
           <w:sz w:val="24"/>
         </w:rPr>
-        <w:t>本技术试点的最低通过线按服务、目标变量和独立样本设计分别登记：生态系统分类总体精度不低于0.80、各基本生态系统类别F1不低于0.60，罕见类别单列样本量与置信区间；连续变量同时评价R²、MAE、RMSE、偏差和空间/季节差异；洪水调蓄分别对事件过程和年度水量判定，不以少量事件的NSE代替年度验证。逐项价值量在同一冻结输入、参数和舍入规则下由独立复核人员复算，差异不高于1%，该指标仅反映计算复现性。任一核心服务未达到其登记门槛，只能以“方法验证结果”呈现，不得作为正式价值试点成果。</w:t>
+        <w:t>本技术试点的最低通过线固定如下。生态系统分类总体精度不低于0.80、各基本生态系统类别F1不低于0.60，罕见类别单列样本量与置信区间。固定二氧化碳服务以年度增量、年通量或长期固碳速率为独立验证对象，每类主要生态系统不少于30条独立记录，R²不低于0.50、绝对相对偏差不高于20%。局部气候调节服务以与正式核算路径一致的温湿度或蒸散发资料为独立验证对象，不少于30条独立记录，R²不低于0.50、绝对相对偏差不高于20%。洪水调蓄服务在不少于2个代表性子汇水区开展验证，每个子汇水区不少于5场具有连续过程线的独立降雨事件，事件径流模拟NSE不低于0.50、绝对PBIAS不高于20%，并通过年度水量闭合检查。逐项价值量在同一冻结输入、参数和舍入规则下由独立复核人员复算，差异不高于1%，该指标仅反映计算复现性。任一核心服务未达到其登记门槛，只能以“方法验证结果”呈现，不得作为正式价值试点成果。</w:t>
       </w:r>
     </w:p>
     <w:p>

--- a/docs/projects/haidian_gep_xuannv_implementation_and_acceptance_annex_20260729_zh.docx
+++ b/docs/projects/haidian_gep_xuannv_implementation_and_acceptance_annex_20260729_zh.docx
@@ -442,7 +442,7 @@
           <w:b w:val="0"/>
           <w:sz w:val="24"/>
         </w:rPr>
-        <w:t>构建海淀区10米月度生态证据层和三类调节服务的标准化核算原型，形成从多源数据对齐、embedding生成、生态服务实物量反演、价值量核算到可信问答的完整流程。</w:t>
+        <w:t>构建海淀区10米月度生态证据层和三类调节服务的标准化核算原型，形成从多源数据对齐、嵌入生成、生态服务实物量反演、价值量核算到可追溯核算辅助工具的完整流程。</w:t>
       </w:r>
     </w:p>
     <w:p>
@@ -633,7 +633,7 @@
           <w:b w:val="0"/>
           <w:sz w:val="24"/>
         </w:rPr>
-        <w:t>建立统一的10米分析网格和数据目录。10米网格是生态状态和embedding产品的表达网格，不意味着所有输入资料原始分辨率均为10米。每个产品必须标明其属性：原始观测、重采样辅助变量或模型推断结果。对于较粗的气象、土壤、DEM、统计和生态产品，保存原始空间分辨率、时间范围与重采样方法，避免把插值结果误表述为新增的10米观测事实。</w:t>
+        <w:t>建立统一的10米分析网格和数据目录。10米网格是生态状态和嵌入产品的表达网格，不意味着所有输入资料原始分辨率均为10米。每个产品必须标明其属性：原始观测、重采样辅助变量或模型推断结果。对于较粗的气象、土壤、DEM、统计和生态产品，保存原始空间分辨率、时间范围与重采样方法，避免把插值结果误表述为新增的10米观测事实。</w:t>
       </w:r>
     </w:p>
     <w:p>
@@ -991,7 +991,7 @@
           <w:b/>
           <w:sz w:val="24"/>
         </w:rPr>
-        <w:t>2. 关键技术二：月度地理embedding与生态服务实物量协同反演</w:t>
+        <w:t>2. 关键技术二：月度地理嵌入与生态服务实物量协同反演</w:t>
       </w:r>
     </w:p>
     <w:p>
@@ -1046,7 +1046,7 @@
           <w:b w:val="0"/>
           <w:sz w:val="24"/>
         </w:rPr>
-        <w:t>技术路线如下：多源月度影像与生态辅助数据 → 质量控制、时间匹配和10米网格对齐 → 玄女月度embedding与生态状态图 → 服务实物量模型与独立验证 → 标准化价值量核算 → 三类调节服务价值试点汇总、专题图和可信问答。完整GEP汇总仅作为全部适用科目条件满足后的扩展成果。</w:t>
+        <w:t>技术路线如下：多源月度影像与生态辅助数据 → 质量控制、时间匹配和10米网格对齐 → 玄女月度地理嵌入与生态状态图 → 服务实物量模型与独立验证 → 标准化价值量核算 → 三类调节服务价值试点汇总、专题图和可追溯核算辅助工具。完整GEP汇总仅作为全部适用科目条件满足后的扩展成果。</w:t>
       </w:r>
     </w:p>
     <w:p>
@@ -1086,7 +1086,7 @@
           <w:b w:val="0"/>
           <w:sz w:val="24"/>
         </w:rPr>
-        <w:t>将玄女稠密月度embedding作为生态状态证据层，服务于生态系统类型、植被、水体、不透水面和热环境等精细空间表达；同时保持GEP实物量和价值量核算遵循标准与过程模型，不混淆“表征分辨率”和“核算口径”。该项属于应用与工程创新，不把10米embedding误述为10米原始生态观测。</w:t>
+        <w:t>将玄女稠密月度地理嵌入作为生态状态证据层，服务于生态系统类型、植被、水体、不透水面和热环境等精细空间表达；同时保持GEP实物量和价值量核算遵循标准与过程模型，不混淆“表征分辨率”和“核算口径”。该项属于应用与工程创新，不把10米嵌入误述为10米原始生态观测。</w:t>
       </w:r>
     </w:p>
     <w:p>
@@ -1099,7 +1099,7 @@
           <w:b/>
           <w:sz w:val="24"/>
         </w:rPr>
-        <w:t>2. 面向生态过程的可复用embedding适配方式</w:t>
+        <w:t>2. 面向生态过程的可复用嵌入适配方式</w:t>
       </w:r>
     </w:p>
     <w:p>
@@ -1113,7 +1113,7 @@
           <w:b w:val="0"/>
           <w:sz w:val="24"/>
         </w:rPr>
-        <w:t>在通用多源遥感表征基础上，加入质量感知、地形和气象等生态辅助信息，研究“冻结底座＋生态适配器＋服务轻量头＋过程模型”的协同方式。通过与仅使用原始影像、仅使用embedding轻量头和全监督任务模型的对比及消融，检验生态适配器、质量信息和过程约束的实际贡献。</w:t>
+        <w:t>在通用多源遥感表征基础上，加入质量感知、地形和气象等生态辅助信息，研究“基础模型、生态适配器、服务轻量头和过程模型”协同方式。通过与仅使用原始影像、仅使用嵌入轻量头和全监督任务模型的对比分析，检验生态适配器、质量信息和过程约束的实际贡献。</w:t>
       </w:r>
     </w:p>
     <w:p>
@@ -1452,7 +1452,7 @@
           <w:b w:val="0"/>
           <w:sz w:val="24"/>
         </w:rPr>
-        <w:t>完成月度生态证据产品包、按目标月匹配的高分融合改造、生态分类与数据台账；研发固定二氧化碳、洪水调蓄和局部气候调节模块，完成原始影像、embedding和过程模型的对比及空间分块、时间留出验证。</w:t>
+        <w:t>完成月度生态证据产品包、按目标月匹配的高分融合改造、生态分类与数据台账；研发固定二氧化碳、洪水调蓄和局部气候调节模块，完成原始影像、嵌入和过程模型的对比及空间分块、时间留出验证。</w:t>
       </w:r>
     </w:p>
     <w:p>
@@ -1589,7 +1589,7 @@
           <w:b w:val="0"/>
           <w:sz w:val="24"/>
         </w:rPr>
-        <w:t>5. Xuannv项目长期记忆与生产模型卡：docs/agent_memory/haidian_embedding_project_memory.md；docs/production/haidian_model_card.md。</w:t>
+        <w:t>5. 玄女项目长期记忆与生产模型卡：docs/agent_memory/haidian_embedding_project_memory.md；docs/production/haidian_model_card.md。</w:t>
       </w:r>
     </w:p>
     <w:sectPr>

--- a/docs/projects/haidian_gep_xuannv_implementation_and_acceptance_annex_20260729_zh.docx
+++ b/docs/projects/haidian_gep_xuannv_implementation_and_acceptance_annex_20260729_zh.docx
@@ -566,7 +566,7 @@
           <w:b w:val="0"/>
           <w:sz w:val="24"/>
         </w:rPr>
-        <w:t>验收时，生态分类使用不少于5个空间分块的独立留出评价，并报告各类别用户精度、生产者精度、面积偏差、边界误差和置信区间；连续变量按服务类型报告R²、MAE、RMSE、偏差、生态系统类型差异和置信区间；洪水模块分别报告事件过程和年度水量闭合。每个产品必须覆盖经批准的基准年，并保留完整的数据血缘字段、缺失值编码、源数据许可、版本保留期和不可复现外部数据处置记录。每项服务均与预先登记的同口径传统基线和统一验证集比较，报告嵌入产品的差异、置信区间和消融结果，不预设必须优于基线的结论。</w:t>
+        <w:t>验收时，生态分类使用不少于5个空间分块的独立留出评价，并报告各类别用户精度、生产者精度、面积偏差、边界误差和置信区间；连续变量按服务类型报告R²、MAE、RMSE、偏差、生态系统类型差异和置信区间；洪水模块分别报告事件过程和年度水量闭合。每个产品必须覆盖经批准的基准年，并保留完整的数据血缘字段、缺失值编码、源数据许可、版本保留期和不可复现外部数据处置记录。每项服务均与预先登记的同口径传统基线和统一验证集比较，报告嵌入产品的差异、置信区间和对比分析结果，不预设必须优于基线的结论。</w:t>
       </w:r>
     </w:p>
     <w:p>
@@ -1222,7 +1222,7 @@
           <w:b w:val="0"/>
           <w:sz w:val="24"/>
         </w:rPr>
-        <w:t>4. 三类调节服务价值试点核算工具链和可信问答原型，提供数据查询、模型运行、结果制图、试点报告导出和审计记录能力。</w:t>
+        <w:t>4. 三类调节服务价值试点核算辅助工具，提供数据查询、模型运行、结果制图、试点报告导出和审计记录能力。</w:t>
       </w:r>
     </w:p>
     <w:p>

--- a/docs/projects/haidian_gep_xuannv_implementation_and_acceptance_annex_20260729_zh.docx
+++ b/docs/projects/haidian_gep_xuannv_implementation_and_acceptance_annex_20260729_zh.docx
@@ -402,7 +402,7 @@
           <w:b w:val="0"/>
           <w:sz w:val="24"/>
         </w:rPr>
-        <w:t>项目已有玄女海淀月度嵌入基础作为起点。现有生产权重覆盖2025年12月至2026年5月、320个数据范围；对每个1,280米×1,280米数据范围输出128×128×64的名义10米等效分析网格。建筑、道路、水体结果使用与预训练开放地图弱语义同源的标签，属于内部制图验证，不作为生态服务或GEP核算精度依据。本项目将在此基础上补充DEM、气象、土壤、水文、地表温度、生态统计和监测资料，以生态过程模型和国家标准完成服务实物量及价值量试点核算。</w:t>
+        <w:t>项目已有玄女海淀月度嵌入基础作为起点。现有生产权重覆盖2025年12月至2026年5月、320个1,280米×1,280米样本单元；对每个样本单元输出128×128×64的名义10米等效分析网格。建筑、道路、水体结果使用与预训练开放地图弱语义同源的标签，属于内部制图验证，不作为生态服务或GEP核算精度依据。本项目将在此基础上补充数字高程模型（DEM）、气象、土壤、水文、地表温度、生态统计和监测资料，以生态过程模型和国家标准完成服务实物量及价值量试点核算。</w:t>
       </w:r>
     </w:p>
     <w:p>
@@ -661,7 +661,7 @@
           <w:b w:val="0"/>
           <w:sz w:val="24"/>
         </w:rPr>
-        <w:t>1. 月度观测层。包括Sentinel-1、Sentinel-2、Landsat、高分光学和高分SAR等影像及其云、阴影、缺失和质量掩膜。</w:t>
+        <w:t>1. 月度观测层。包括Sentinel-1、Sentinel-2、Landsat、高分光学和高分合成孔径雷达（SAR）等影像及其云、阴影、缺失和质量掩膜。</w:t>
       </w:r>
     </w:p>
     <w:p>
@@ -689,7 +689,7 @@
           <w:b w:val="0"/>
           <w:sz w:val="24"/>
         </w:rPr>
-        <w:t>3. 服务实物量层。包括NPP/生物量、蒸散发、降雨、辐射、气温、DEM、坡度、土壤、水文、水质、监测站和统计资料。该层用于模型校准与独立验证，不与最终测试资料混用。</w:t>
+        <w:t>3. 服务实物量层。包括净初级生产力（NPP）/生物量、蒸散发、降雨、辐射、气温、DEM、坡度、土壤、水文、水质、监测站和统计资料。该层用于模型校准与独立验证，不与最终测试资料混用。</w:t>
       </w:r>
     </w:p>
     <w:p>
@@ -771,7 +771,7 @@
           <w:b/>
           <w:sz w:val="24"/>
         </w:rPr>
-        <w:t>3. GEP反演与问答智能体构建</w:t>
+        <w:t>3. 三类调节服务核算与受约束查询工具构建</w:t>
       </w:r>
     </w:p>
     <w:p>
@@ -813,7 +813,7 @@
           <w:b w:val="0"/>
           <w:sz w:val="24"/>
         </w:rPr>
-        <w:t>1. 固碳服务模块。实物量口径为固定二氧化碳量（tCO2/a）。以嵌入产品辅助植被类型、面积和空间分配，不把NPP直接等同于净碳汇。方法按GB/T 46869—2025附录A.7的优先顺序选用：具备相邻年份清查/复测资料时采用生物量法；具备长期本地参数时采用固碳速率法；具备异养呼吸或NPP—NEP转换资料时采用NEP法。各生态系统类型预先锁定一种主核算路径和相应的年度增量、年通量或长期速率独立验证对象；仅验证NPP或生物量时，不发布年度固定二氧化碳价值量。价值参数明确碳价或替代成本、适用年份、折算方法和版本。</w:t>
+        <w:t>1. 固碳服务模块。实物量口径为固定二氧化碳量（tCO2/a）。以嵌入产品辅助植被类型、面积和空间分配，不把NPP直接等同于净碳汇。方法按GB/T 46869—2025附录A.7的优先顺序选用：具备相邻年份清查/复测资料时采用生物量法；具备长期本地参数时采用固碳速率法；具备异养呼吸或NPP—净生态系统生产力（NEP）转换资料时采用NEP法。各生态系统类型预先锁定一种主核算路径和相应的年度增量、年通量或长期速率独立验证对象；仅验证NPP或生物量时，不发布年度固定二氧化碳价值量。价值参数明确碳价或替代成本、适用年份、折算方法和版本。</w:t>
       </w:r>
     </w:p>
     <w:p>
@@ -1126,7 +1126,7 @@
           <w:b/>
           <w:sz w:val="24"/>
         </w:rPr>
-        <w:t>3. 面向核算审计的可信智能体</w:t>
+        <w:t>3. 面向核算审计的受约束查询与核算工具</w:t>
       </w:r>
     </w:p>
     <w:p>
@@ -1358,7 +1358,7 @@
           <w:b w:val="0"/>
           <w:sz w:val="24"/>
         </w:rPr>
-        <w:t>玄女海淀现有生产模型已形成月度多源遥感嵌入能力：输入由Sentinel-2、Sentinel-1、Landsat、高分光学和高分SAR等组成；在2025年12月至2026年5月、320个数据范围内输出128×128×64的名义10米等效分析网格。现有建筑、道路、水体结果使用与预训练开放地图弱语义同源的二值标签，属于同源弱标签下的内部可分性和快速制图验证；其只能说明模型对这些开放地图定义类别具有可用表征，不构成独立人工真值、生态状态分类、生态服务反演或GEP核算精度的证据。</w:t>
+        <w:t>玄女海淀现有生产模型已形成月度多源遥感嵌入能力：输入由Sentinel-2、Sentinel-1、Landsat、高分光学和高分SAR等组成；在2025年12月至2026年5月、320个1,280米×1,280米样本单元内输出128×128×64的名义10米等效分析网格。现有建筑、道路、水体结果使用与预训练开放地图弱语义同源的二值标签，属于同源弱标签下的内部可分性和快速制图验证；其只能说明模型对这些开放地图定义类别具有可用表征，不构成独立人工真值、生态状态分类、生态服务反演或GEP核算精度的证据。</w:t>
       </w:r>
     </w:p>
     <w:p>

--- a/docs/projects/haidian_gep_xuannv_implementation_and_acceptance_annex_20260729_zh.docx
+++ b/docs/projects/haidian_gep_xuannv_implementation_and_acceptance_annex_20260729_zh.docx
@@ -308,7 +308,7 @@
           <w:b w:val="0"/>
           <w:sz w:val="24"/>
         </w:rPr>
-        <w:t>本附件说明海淀区三类调节服务价值试点的实施与验收要求。玄女以1,280米×1,280米范围组织训练，每个数据范围输出128×128×64稠密嵌入，以名义10米等效分析网格表达地表状态；该网格用于面积、覆盖比例和空间分配，不代表10米生态过程观测或过程核算精度。固定二氧化碳、洪水调蓄和局部气候调节的实物量与价值量由国家标准方法、生态过程模型、监测资料、统计资料和价格参数共同核算。</w:t>
+        <w:t>本附件说明海淀区三类调节服务价值试点的实施与验收要求。玄女以1,280米×1,280米样本单元组织训练，每个样本单元输出128×128×64稠密嵌入，以名义10米等效分析网格表达地表状态；该网格用于面积、覆盖比例和空间分配，不代表10米生态过程观测或过程核算精度。固定二氧化碳、洪水调蓄和局部气候调节的实物量与价值量由国家标准方法、生态过程模型、监测资料、统计资料和价格参数共同核算。</w:t>
       </w:r>
     </w:p>
     <w:p>
@@ -758,7 +758,7 @@
           <w:b w:val="0"/>
           <w:sz w:val="24"/>
         </w:rPr>
-        <w:t>现有生产模型导出结果为嵌入及其全局元数据，不直接输出逐数据范围、逐月质量信息或生态状态图；现有高分源采用跨可用时相汇聚后逐月重复融合，不属于目标月同期高分观测。项目拟将单帧高分输入改造为按目标月组织的时序高分输入与掩膜，并重新训练、导出和验证，现有权重不能通过后处理直接获得该能力。项目启动时冻结质量数据字典，区分观测质量与模型不确定性，记录逐源云、阴影、无数据掩膜、获取日期、目标月时间差、可用性、降级原因、重采样方法和月产品有效标志；模型不确定性另行说明计算方法、校准资料和适用范围。</w:t>
+        <w:t>现有生产模型导出结果为嵌入及其全局元数据，不直接输出逐样本单元、逐月质量信息或生态状态图；现有高分源采用跨可用时相汇聚后逐月重复融合，不属于目标月同期高分观测。项目拟将单帧高分输入改造为按目标月组织的时序高分输入与掩膜，并重新训练、导出和验证，现有权重不能通过后处理直接获得该能力。项目启动时冻结质量数据字典，区分观测质量与模型不确定性，记录逐源云、阴影、无数据掩膜、获取日期、目标月时间差、可用性、降级原因、重采样方法和月产品有效标志；模型不确定性另行说明计算方法、校准资料和适用范围。</w:t>
       </w:r>
     </w:p>
     <w:p>
@@ -1180,7 +1180,7 @@
           <w:b w:val="0"/>
           <w:sz w:val="24"/>
         </w:rPr>
-        <w:t>1. 海淀区名义10米等效分析网格的月度地表状态产品和数据字典，包括嵌入、质量掩膜、生态状态图和数据血缘信息。现有生产结果作为基线；逐数据范围、逐月质量元数据和生态状态图为本项目新增交付。</w:t>
+        <w:t>1. 海淀区名义10米等效分析网格的月度地表状态产品和数据字典，包括嵌入、质量掩膜、生态状态图和数据血缘信息。现有生产结果作为基线；逐样本单元、逐月质量元数据和生态状态图为本项目新增交付。</w:t>
       </w:r>
     </w:p>
     <w:p>
